--- a/落实算法安全主体责任基本情况-知是科创（北京）信息技术有限公司.docx
+++ b/落实算法安全主体责任基本情况-知是科创（北京）信息技术有限公司.docx
@@ -134,7 +134,7 @@
         <w:rPr>
           <w:rFonts w:hint="eastAsia"/>
         </w:rPr>
-        <w:t xml:space="preserve">算法安全专职机构名称：【算法安全专职机构名称】。机构负责人：【姓名·职务】，联系方式：【联系方式】。机构向公司【】报告工作。</w:t>
+        <w:t xml:space="preserve">算法安全专职机构名称：知是科创算法安全工作组。法定代表人、算法安全负责人：安岳；机构负责人：李知非（总经理）；技术负责人：彭文博（CTO 技术总监）；联系方式：18612366096。机构向公司总经理报告工作。</w:t>
       </w:r>
     </w:p>
     <w:p>
@@ -263,7 +263,7 @@
         <w:rPr>
           <w:rFonts w:hint="eastAsia"/>
         </w:rPr>
-        <w:t xml:space="preserve">算法安全专职机构现有工作人员【】人，其中专职【】人，由【】统筹日常协调，由【算法安全专职机构负责人】召集跨岗位事项。</w:t>
+        <w:t xml:space="preserve">算法安全专职机构现有工作人员 3 人，其中专职 3 人，由算法安全专职机构负责人统筹日常协调并召集跨岗位事项。</w:t>
       </w:r>
     </w:p>
     <w:p>
@@ -495,7 +495,7 @@
         <w:rPr>
           <w:rFonts w:hint="eastAsia"/>
         </w:rPr>
-        <w:t xml:space="preserve">自评估由算法安全专职机构组织，技术、产品、法务合规等岗位人员参加，必要时委托外部专业机构提供支持。评估形成书面自评估报告，载明结论、发现的问题、整改措施、责任人和完成时限；整改完成后由【算法安全专职机构负责人】复核确认；自评估报告与整改记录由【】归档保存，保存期限不少于 3 年。</w:t>
+        <w:t xml:space="preserve">自评估由算法安全专职机构组织，技术、产品、法务合规等岗位人员参加，必要时委托外部专业机构提供支持。评估形成书面自评估报告，载明结论、发现的问题、整改措施、责任人和完成时限；整改完成后由算法安全专职机构负责人复核确认；自评估报告与整改记录由算法安全专职机构归档保存，保存期限不少于 3 年。</w:t>
       </w:r>
     </w:p>
     <w:p>
@@ -621,7 +621,7 @@
         <w:rPr>
           <w:rFonts w:hint="eastAsia"/>
         </w:rPr>
-        <w:t xml:space="preserve">技术保障措施：平台留存智能体运行过程的完整记录（对话记录、调用过程），用于事后核查；模型调用统一经平台网关，记录所用模型、用量、费用和耗时；对模型调用实行额度与频次限制，防止批量滥用；上述记录由【】定期抽查。</w:t>
+        <w:t xml:space="preserve">技术保障措施：平台留存智能体运行过程的完整记录（对话记录、调用过程），用于事后核查；模型调用统一经平台网关，记录所用模型、用量、费用和耗时；对模型调用实行额度与频次限制，防止批量滥用；上述记录由算法安全专职机构定期抽查。</w:t>
       </w:r>
     </w:p>
     <w:p>
@@ -747,7 +747,7 @@
         <w:rPr>
           <w:rFonts w:hint="eastAsia"/>
         </w:rPr>
-        <w:t xml:space="preserve">制度建设：公司按《知是隐私政策》处理用户个人信息，只处理提供对应功能所必需的信息；实名信息属于选填项，不提供不影响使用本平台的其他功能；不满 14 周岁的未成年人须在监护人同意后使用本平台，发现未经监护人同意收集其个人信息的，尽快删除。用户可以在「个人设置」中查阅、更正、删除个人信息，撤回同意并注销账号；公司与用户约定的答复时限为 15 个工作日。</w:t>
+        <w:t xml:space="preserve">制度建设：公司按《知是隐私政策》处理用户个人信息，只处理提供对应功能所必需的信息；实名信息属于选填项，不提供不影响使用本平台的其他功能；不满 14 周岁的未成年人须在监护人同意后使用本平台，发现未经监护人同意收集其个人信息的，尽快删除。用户可以在「个人设置」中查阅、更正、删除个人信息，撤回同意；注销账号可发邮件至 ops@okcheese.com；公司与用户约定的答复时限为 15 个工作日。</w:t>
       </w:r>
     </w:p>
     <w:p>
@@ -895,7 +895,7 @@
         <w:rPr>
           <w:rFonts w:hint="eastAsia"/>
         </w:rPr>
-        <w:t xml:space="preserve">平台成员和员工发现上述情形的，应当在 24 小时内向算法安全专职机构报告，【算法安全专职机构负责人】为第一责任人；发现人应当保留现场记录，包括对话记录、模型调用记录和系统日志，不得擅自删除。</w:t>
+        <w:t xml:space="preserve">平台成员和员工发现上述情形的，应当在 24 小时内向算法安全专职机构报告，算法安全专职机构负责人为第一责任人；发现人应当保留现场记录，包括对话记录、模型调用记录和系统日志，不得擅自删除。</w:t>
       </w:r>
     </w:p>
     <w:p>
@@ -917,7 +917,7 @@
         <w:rPr>
           <w:rFonts w:hint="eastAsia"/>
         </w:rPr>
-        <w:t xml:space="preserve">（1）先行控制：视情况暂停相关的算法功能、模型调用或者账号权限，保全证据；（2）核查定位：由算法安全专职机构组织技术人员核查事件原因、影响范围和影响程度；（3）处置整改：删除违规内容、修复缺陷、调整模型配置或者权限策略，对受影响用户采取补救措施；（4）告知与报告：涉及用户个人信息的，按法律要求告知用户；依法需要向主管部门报告的，由【】按规定报告并按要求续报；（5）恢复：风险消除、整改完成并经【算法安全专职机构负责人】确认后，恢复相关功能。</w:t>
+        <w:t xml:space="preserve">（1）先行控制：视情况暂停相关的算法功能、模型调用或者账号权限，保全证据；（2）核查定位：由算法安全专职机构组织技术人员核查事件原因、影响范围和影响程度；（3）处置整改：删除违规内容、修复缺陷、调整模型配置或者权限策略，对受影响用户采取补救措施；（4）告知与报告：涉及用户个人信息的，按法律要求告知用户；依法需要向主管部门报告的，由算法安全专职机构按规定报告并按要求续报；（5）恢复：风险消除、整改完成并经算法安全专职机构负责人确认后，恢复相关功能。</w:t>
       </w:r>
     </w:p>
     <w:p>
@@ -939,7 +939,7 @@
         <w:rPr>
           <w:rFonts w:hint="eastAsia"/>
         </w:rPr>
-        <w:t xml:space="preserve">应急处置由算法安全专职机构统一协调，技术、产品、法务、客服等岗位按职责响应，重大事件报公司【】决定。</w:t>
+        <w:t xml:space="preserve">应急处置由算法安全专职机构统一协调，技术、产品、法务、客服等岗位按职责响应，重大事件报公司总经理决定。</w:t>
       </w:r>
     </w:p>
     <w:p>
@@ -1087,7 +1087,7 @@
         <w:rPr>
           <w:rFonts w:hint="eastAsia"/>
         </w:rPr>
-        <w:t xml:space="preserve">算法安全专职机构受理违规线索，线索来源包括用户举报、监测发现、主管部门转办和内部报告；组织核查并收集、保全证据，听取当事人的陈述和申辩；由【算法安全专职机构负责人】作出处置决定，重大处置决定由公司【】审批；处置决定由【】执行并告知当事人；当事人有异议的，可以在 15 个工作日内向【】提出，公司在 15 个工作日内答复。</w:t>
+        <w:t xml:space="preserve">算法安全专职机构受理违规线索，线索来源包括用户举报、监测发现、主管部门转办和内部报告；组织核查并收集、保全证据，听取当事人的陈述和申辩；由算法安全专职机构负责人作出处置决定，重大处置决定由公司总经理审批；处置决定由算法安全专职机构执行并告知当事人；当事人有异议的，可以在 15 个工作日内向 ops@okcheese.com 提出，公司在 15 个工作日内答复。</w:t>
       </w:r>
     </w:p>
     <w:p>
@@ -1410,29 +1410,29 @@
         <w:rPr>
           <w:rFonts w:hint="eastAsia"/>
         </w:rPr>
-        <w:t xml:space="preserve">第十条　整改完成后由【算法安全专职机构负责人】复核确认；复核未通过的，重新整改。</w:t>
-      </w:r>
-    </w:p>
-    <w:p>
-      <w:pPr>
-        <w:ind w:firstLine="640"/>
-      </w:pPr>
-      <w:r>
-        <w:rPr>
-          <w:rFonts w:hint="eastAsia"/>
-        </w:rPr>
-        <w:t xml:space="preserve">第十一条　自评估报告与整改记录由【】归档保存，保存期限不少于 3 年。</w:t>
-      </w:r>
-    </w:p>
-    <w:p>
-      <w:pPr>
-        <w:ind w:firstLine="640"/>
-      </w:pPr>
-      <w:r>
-        <w:rPr>
-          <w:rFonts w:hint="eastAsia"/>
-        </w:rPr>
-        <w:t xml:space="preserve">第十二条　自评估结果向公司【】报告，并在算法备案、监督检查等工作中按要求提供。</w:t>
+        <w:t xml:space="preserve">第十条　整改完成后由算法安全专职机构负责人复核确认；复核未通过的，重新整改。</w:t>
+      </w:r>
+    </w:p>
+    <w:p>
+      <w:pPr>
+        <w:ind w:firstLine="640"/>
+      </w:pPr>
+      <w:r>
+        <w:rPr>
+          <w:rFonts w:hint="eastAsia"/>
+        </w:rPr>
+        <w:t xml:space="preserve">第十一条　自评估报告与整改记录由算法安全专职机构归档保存，保存期限不少于 3 年。</w:t>
+      </w:r>
+    </w:p>
+    <w:p>
+      <w:pPr>
+        <w:ind w:firstLine="640"/>
+      </w:pPr>
+      <w:r>
+        <w:rPr>
+          <w:rFonts w:hint="eastAsia"/>
+        </w:rPr>
+        <w:t xml:space="preserve">第十二条　自评估结果向公司总经理报告，并在算法备案、监督检查等工作中按要求提供。</w:t>
       </w:r>
     </w:p>
     <w:p>
@@ -1464,7 +1464,7 @@
         <w:rPr>
           <w:rFonts w:hint="eastAsia"/>
         </w:rPr>
-        <w:t xml:space="preserve">第十四条　本制度自【】年【】月【】日起施行。</w:t>
+        <w:t xml:space="preserve">第十四条　本制度自 2026 年 10 月 8 日起施行。</w:t>
       </w:r>
     </w:p>
     <w:p>
@@ -1565,7 +1565,7 @@
         <w:rPr>
           <w:rFonts w:hint="eastAsia"/>
         </w:rPr>
-        <w:t xml:space="preserve">第六条　技术保障措施：平台留存智能体运行过程的完整记录（对话记录、调用过程）；模型调用统一经平台网关，记录所用模型、用量、费用和耗时；对调用实行额度与频次限制；上述记录由【】定期抽查。</w:t>
+        <w:t xml:space="preserve">第六条　技术保障措施：平台留存智能体运行过程的完整记录（对话记录、调用过程）；模型调用统一经平台网关，记录所用模型、用量、费用和耗时；对调用实行额度与频次限制；上述记录由算法安全专职机构定期抽查。</w:t>
       </w:r>
     </w:p>
     <w:p>
@@ -1651,7 +1651,7 @@
         <w:rPr>
           <w:rFonts w:hint="eastAsia"/>
         </w:rPr>
-        <w:t xml:space="preserve">第十二条　用户可以在「个人设置」中查阅、更正、删除个人信息，撤回同意并注销账号；公司自收到用户请求起 15 个工作日内答复。</w:t>
+        <w:t xml:space="preserve">第十二条　用户可以在「个人设置」中查阅、更正、删除个人信息，撤回同意；注销账号可发邮件至 ops@okcheese.com；公司自收到用户请求起 15 个工作日内答复。</w:t>
       </w:r>
     </w:p>
     <w:p>
@@ -1737,7 +1737,7 @@
         <w:rPr>
           <w:rFonts w:hint="eastAsia"/>
         </w:rPr>
-        <w:t xml:space="preserve">第十八条　监测记录由【】汇总，每季度报告一次；发现重大风险的，立即报告【算法安全专职机构负责人】。</w:t>
+        <w:t xml:space="preserve">第十八条　监测记录由算法安全专职机构汇总，每季度报告一次；发现重大风险的，立即报告算法安全专职机构负责人。</w:t>
       </w:r>
     </w:p>
     <w:p>
@@ -1758,7 +1758,7 @@
         <w:rPr>
           <w:rFonts w:hint="eastAsia"/>
         </w:rPr>
-        <w:t xml:space="preserve">第十九条　本制度由公司算法安全专职机构负责解释和修订，自【】年【】月【】日起施行。</w:t>
+        <w:t xml:space="preserve">第十九条　本制度由公司算法安全专职机构负责解释和修订，自 2026 年 10 月 8 日起施行。</w:t>
       </w:r>
     </w:p>
     <w:p>
@@ -1848,7 +1848,7 @@
         <w:rPr>
           <w:rFonts w:hint="eastAsia"/>
         </w:rPr>
-        <w:t xml:space="preserve">第五条　发现人应当在 24 小时内向算法安全专职机构报告，【算法安全专职机构负责人】为第一责任人；依法应当向主管部门报告的，由【】按规定报告。</w:t>
+        <w:t xml:space="preserve">第五条　发现人应当在 24 小时内向算法安全专职机构报告，算法安全专职机构负责人为第一责任人；依法应当向主管部门报告的，由算法安全专职机构按规定报告。</w:t>
       </w:r>
     </w:p>
     <w:p>
@@ -1935,7 +1935,7 @@
         <w:rPr>
           <w:rFonts w:hint="eastAsia"/>
         </w:rPr>
-        <w:t xml:space="preserve">第十二条　恢复：风险消除、整改完成并经【算法安全专职机构负责人】确认后，恢复相关功能。</w:t>
+        <w:t xml:space="preserve">第十二条　恢复：风险消除、整改完成并经算法安全专职机构负责人确认后，恢复相关功能。</w:t>
       </w:r>
     </w:p>
     <w:p>
@@ -1988,7 +1988,7 @@
         <w:rPr>
           <w:rFonts w:hint="eastAsia"/>
         </w:rPr>
-        <w:t xml:space="preserve">第十五条　本制度由公司算法安全专职机构负责解释和修订，自【】年【】月【】日起施行。</w:t>
+        <w:t xml:space="preserve">第十五条　本制度由公司算法安全专职机构负责解释和修订，自 2026 年 10 月 8 日起施行。</w:t>
       </w:r>
     </w:p>
     <w:p>
@@ -2175,29 +2175,29 @@
         <w:rPr>
           <w:rFonts w:hint="eastAsia"/>
         </w:rPr>
-        <w:t xml:space="preserve">第十二条　决定：由【算法安全专职机构负责人】作出处置决定，重大处置决定由公司【】审批。</w:t>
-      </w:r>
-    </w:p>
-    <w:p>
-      <w:pPr>
-        <w:ind w:firstLine="640"/>
-      </w:pPr>
-      <w:r>
-        <w:rPr>
-          <w:rFonts w:hint="eastAsia"/>
-        </w:rPr>
-        <w:t xml:space="preserve">第十三条　执行与告知：处置决定由【】执行，并告知当事人。</w:t>
-      </w:r>
-    </w:p>
-    <w:p>
-      <w:pPr>
-        <w:ind w:firstLine="640"/>
-      </w:pPr>
-      <w:r>
-        <w:rPr>
-          <w:rFonts w:hint="eastAsia"/>
-        </w:rPr>
-        <w:t xml:space="preserve">第十四条　异议：当事人有异议的，可以在 15 个工作日内向【】提出，公司在 15 个工作日内答复。</w:t>
+        <w:t xml:space="preserve">第十二条　决定：由算法安全专职机构负责人作出处置决定，重大处置决定由公司总经理审批。</w:t>
+      </w:r>
+    </w:p>
+    <w:p>
+      <w:pPr>
+        <w:ind w:firstLine="640"/>
+      </w:pPr>
+      <w:r>
+        <w:rPr>
+          <w:rFonts w:hint="eastAsia"/>
+        </w:rPr>
+        <w:t xml:space="preserve">第十三条　执行与告知：处置决定由算法安全专职机构执行，并告知当事人。</w:t>
+      </w:r>
+    </w:p>
+    <w:p>
+      <w:pPr>
+        <w:ind w:firstLine="640"/>
+      </w:pPr>
+      <w:r>
+        <w:rPr>
+          <w:rFonts w:hint="eastAsia"/>
+        </w:rPr>
+        <w:t xml:space="preserve">第十四条　异议：当事人有异议的，可以在 15 个工作日内向 ops@okcheese.com 提出，公司在 15 个工作日内答复。</w:t>
       </w:r>
     </w:p>
     <w:p>
@@ -2229,7 +2229,7 @@
         <w:rPr>
           <w:rFonts w:hint="eastAsia"/>
         </w:rPr>
-        <w:t xml:space="preserve">第十六条　本制度由公司算法安全专职机构负责解释和修订，自【】年【】月【】日起施行。</w:t>
+        <w:t xml:space="preserve">第十六条　本制度由公司算法安全专职机构负责解释和修订，自 2026 年 10 月 8 日起施行。</w:t>
       </w:r>
     </w:p>
     <w:sectPr>
